--- a/predmeti/stat-ias/n03/STAT_IAS_N03_Exercise_SR.docx
+++ b/predmeti/stat-ias/n03/STAT_IAS_N03_Exercise_SR.docx
@@ -27,7 +27,7 @@
           <w:color w:val="66707A"/>
           <w:sz w:val="20"/>
         </w:rPr>
-        <w:t>Četvrtak, 22. 10. 2026 · 90 minuta · Jamovi i Excel</w:t>
+        <w:t>Četvrtak, 22. 10. 2026 · 90 minuta · Džamovi (jamovi) i Eksel (Excel)</w:t>
       </w:r>
     </w:p>
     <w:p>
@@ -338,7 +338,7 @@
           <w:color w:val="15222C"/>
           <w:sz w:val="26"/>
         </w:rPr>
-        <w:t>1. Podaci u Jamovi-ju</w:t>
+        <w:t>1. Podaci u Džamoviju</w:t>
       </w:r>
       <w:r>
         <w:rPr>
@@ -353,7 +353,7 @@
         <w:pStyle w:val="ListBullet"/>
       </w:pPr>
       <w:r>
-        <w:t>Otvorite STAT_IAS_N03_Dataset_SR.xlsx u Jamovi-ju.</w:t>
+        <w:t>Otvorite STAT_IAS_N03_Dataset_SR.xlsx u Džamoviju.</w:t>
       </w:r>
     </w:p>
     <w:p>
@@ -372,7 +372,7 @@
         <w:t xml:space="preserve">Pažnja: </w:t>
       </w:r>
       <w:r>
-        <w:t>Jamovi vrstu varijable ne prepoznaje uvek ispravno: LiS (celi brojevi, malo različitih vrednosti) može sam da označi kao Nominal. Vrstu podešavate vi. Postupak je u video pomoći za ovu vežbu.</w:t>
+        <w:t>Džamovi vrstu varijable ne prepoznaje uvek ispravno: LiS (celi brojevi, malo različitih vrednosti) može sam da označi kao Nominal. Vrstu podešavate vi. Postupak je u video pomoći za ovu vežbu.</w:t>
       </w:r>
     </w:p>
     <w:p>
@@ -997,7 +997,7 @@
         <w:t xml:space="preserve">Pitanje 3. </w:t>
       </w:r>
       <w:r>
-        <w:t>Uz mod nekih rezultata Jamovi stavlja napomenu „More than one mode exists, only the first is reported“. Šta to znači? Zašto se to dešava baš kod skoka udalj?</w:t>
+        <w:t>Uz mod nekih rezultata Džamovi stavlja napomenu „More than one mode exists, only the first is reported“. Šta to znači? Zašto se to dešava baš kod skoka udalj?</w:t>
       </w:r>
     </w:p>
     <w:p>
@@ -1022,7 +1022,7 @@
           <w:color w:val="15222C"/>
           <w:sz w:val="26"/>
         </w:rPr>
-        <w:t>4. Excel: medijana i standardna devijacija korak po korak</w:t>
+        <w:t>4. Eksel: medijana i standardna devijacija korak po korak</w:t>
       </w:r>
       <w:r>
         <w:rPr>
@@ -1209,7 +1209,7 @@
         <w:t xml:space="preserve">Pitanje 5. </w:t>
       </w:r>
       <w:r>
-        <w:t>Zašto je SD uzorka veća od σ? Koju od te dve vrednosti daje Jamovi i zašto?</w:t>
+        <w:t>Zašto je SD uzorka veća od σ? Koju od te dve vrednosti daje Džamovi i zašto?</w:t>
       </w:r>
     </w:p>
     <w:p>
@@ -1234,7 +1234,7 @@
     </w:p>
     <w:p>
       <w:r>
-        <w:t>Jamovi ne računa koeficijent varijacije. Izračunajte ga iz tabele, za tri testa, posebno za dečake i devojčice: standardnu devijaciju podelite aritmetičkom sredinom i pomnožite sa 100.</w:t>
+        <w:t>Džamovi ne računa koeficijent varijacije. Izračunajte ga iz tabele, za tri testa, posebno za dečake i devojčice: standardnu devijaciju podelite aritmetičkom sredinom i pomnožite sa 100.</w:t>
       </w:r>
     </w:p>
     <w:p>

--- a/predmeti/stat-ias/n03/STAT_IAS_N03_Exercise_SR.docx
+++ b/predmeti/stat-ias/n03/STAT_IAS_N03_Exercise_SR.docx
@@ -1564,6 +1564,19 @@
         <w:t>Šta znači da je koeficijent varijacije 70 %?</w:t>
       </w:r>
     </w:p>
+    <w:p>
+      <w:pPr>
+        <w:spacing w:before="240"/>
+      </w:pPr>
+      <w:r>
+        <w:rPr>
+          <w:i/>
+          <w:color w:val="66707A"/>
+          <w:sz w:val="16"/>
+        </w:rPr>
+        <w:t>Upotreba veštačke inteligencije: autor je vodio izradu ovog materijala od ideje do gotovog sadržaja — osmislio ga je, postavio pravila pisanja i upotrebe jezika i proverio svaki deo. Kao pomoć je korišćen Claude Code (Anthropic), asistent zasnovan na veštačkoj inteligenciji: za pisanje programa kojima su napravljeni slajdovi, slike i dokumenti, za predloge teksta i za jezičku proveru po pravilima autora. Za sadržaj odgovara autor.</w:t>
+      </w:r>
+    </w:p>
     <w:sectPr>
       <w:pgSz w:w="12240" w:h="15840"/>
       <w:pgMar w:top="1020" w:right="1247" w:bottom="1020" w:left="1247" w:header="720" w:footer="720" w:gutter="0"/>

--- a/predmeti/stat-ias/n03/STAT_IAS_N03_Exercise_SR.docx
+++ b/predmeti/stat-ias/n03/STAT_IAS_N03_Exercise_SR.docx
@@ -1566,6 +1566,146 @@
     </w:p>
     <w:p>
       <w:pPr>
+        <w:pStyle w:val="Heading1"/>
+      </w:pPr>
+      <w:r>
+        <w:t>Literatura</w:t>
+      </w:r>
+    </w:p>
+    <w:p>
+      <w:pPr>
+        <w:ind w:left="454" w:hanging="454"/>
+      </w:pPr>
+      <w:r>
+        <w:rPr>
+          <w:i w:val="0"/>
+          <w:sz w:val="20"/>
+        </w:rPr>
+        <w:t xml:space="preserve">Dizdar, D. (2006). </w:t>
+      </w:r>
+      <w:r>
+        <w:rPr>
+          <w:i/>
+          <w:sz w:val="20"/>
+        </w:rPr>
+        <w:t>Kvantitativne metode</w:t>
+      </w:r>
+      <w:r>
+        <w:rPr>
+          <w:i w:val="0"/>
+          <w:sz w:val="20"/>
+        </w:rPr>
+        <w:t>. Kineziološki fakultet Sveučilišta u Zagrebu.</w:t>
+      </w:r>
+    </w:p>
+    <w:p>
+      <w:pPr>
+        <w:ind w:left="454" w:hanging="454"/>
+      </w:pPr>
+      <w:r>
+        <w:rPr>
+          <w:i w:val="0"/>
+          <w:sz w:val="20"/>
+        </w:rPr>
+        <w:t xml:space="preserve">Hyndman, R. J., &amp; Fan, Y. (1996). Sample quantiles in statistical packages. </w:t>
+      </w:r>
+      <w:r>
+        <w:rPr>
+          <w:i/>
+          <w:sz w:val="20"/>
+        </w:rPr>
+        <w:t>The American Statistician</w:t>
+      </w:r>
+      <w:r>
+        <w:rPr>
+          <w:i w:val="0"/>
+          <w:sz w:val="20"/>
+        </w:rPr>
+        <w:t xml:space="preserve">, </w:t>
+      </w:r>
+      <w:r>
+        <w:rPr>
+          <w:i/>
+          <w:sz w:val="20"/>
+        </w:rPr>
+        <w:t>50</w:t>
+      </w:r>
+      <w:r>
+        <w:rPr>
+          <w:i w:val="0"/>
+          <w:sz w:val="20"/>
+        </w:rPr>
+        <w:t>(4), 361–365. https://doi.org/10.1080/00031305.1996.10473566</w:t>
+      </w:r>
+    </w:p>
+    <w:p>
+      <w:pPr>
+        <w:ind w:left="454" w:hanging="454"/>
+      </w:pPr>
+      <w:r>
+        <w:rPr>
+          <w:i w:val="0"/>
+          <w:sz w:val="20"/>
+        </w:rPr>
+        <w:t xml:space="preserve">Mandić, R., Knežević, O. M., Mirkov, D. M., &amp; Jarić, S. (2016). Control strategy of maximum vertical jumps: The preferred countermovement depth may not be fully optimized for jump height. </w:t>
+      </w:r>
+      <w:r>
+        <w:rPr>
+          <w:i/>
+          <w:sz w:val="20"/>
+        </w:rPr>
+        <w:t>Journal of Human Kinetics</w:t>
+      </w:r>
+      <w:r>
+        <w:rPr>
+          <w:i w:val="0"/>
+          <w:sz w:val="20"/>
+        </w:rPr>
+        <w:t xml:space="preserve">, </w:t>
+      </w:r>
+      <w:r>
+        <w:rPr>
+          <w:i/>
+          <w:sz w:val="20"/>
+        </w:rPr>
+        <w:t>52</w:t>
+      </w:r>
+      <w:r>
+        <w:rPr>
+          <w:i w:val="0"/>
+          <w:sz w:val="20"/>
+        </w:rPr>
+        <w:t>, 85–94. https://doi.org/10.1515/hukin-2015-0196</w:t>
+      </w:r>
+    </w:p>
+    <w:p>
+      <w:pPr>
+        <w:ind w:left="454" w:hanging="454"/>
+      </w:pPr>
+      <w:r>
+        <w:rPr>
+          <w:i w:val="0"/>
+          <w:sz w:val="20"/>
+        </w:rPr>
+        <w:t xml:space="preserve">Weir, J. P., &amp; Vincent, W. J. (2021). </w:t>
+      </w:r>
+      <w:r>
+        <w:rPr>
+          <w:i/>
+          <w:sz w:val="20"/>
+        </w:rPr>
+        <w:t>Statistics in kinesiology</w:t>
+      </w:r>
+      <w:r>
+        <w:rPr>
+          <w:i w:val="0"/>
+          <w:sz w:val="20"/>
+        </w:rPr>
+        <w:t xml:space="preserve"> (5th ed.). Human Kinetics.</w:t>
+      </w:r>
+    </w:p>
+    <w:p>
+      <w:pPr>
         <w:spacing w:before="240"/>
       </w:pPr>
       <w:r>

--- a/predmeti/stat-ias/n03/STAT_IAS_N03_Exercise_SR.docx
+++ b/predmeti/stat-ias/n03/STAT_IAS_N03_Exercise_SR.docx
@@ -27,7 +27,7 @@
           <w:color w:val="66707A"/>
           <w:sz w:val="20"/>
         </w:rPr>
-        <w:t>Četvrtak, 22. 10. 2026 · 90 minuta · Džamovi (jamovi) i Eksel (Excel)</w:t>
+        <w:t>Četvrtak, 22. 10. 2026 · 90 minuta · Džamovi i Eksel</w:t>
       </w:r>
     </w:p>
     <w:p>
@@ -1566,146 +1566,6 @@
     </w:p>
     <w:p>
       <w:pPr>
-        <w:pStyle w:val="Heading1"/>
-      </w:pPr>
-      <w:r>
-        <w:t>Literatura</w:t>
-      </w:r>
-    </w:p>
-    <w:p>
-      <w:pPr>
-        <w:ind w:left="454" w:hanging="454"/>
-      </w:pPr>
-      <w:r>
-        <w:rPr>
-          <w:i w:val="0"/>
-          <w:sz w:val="20"/>
-        </w:rPr>
-        <w:t xml:space="preserve">Dizdar, D. (2006). </w:t>
-      </w:r>
-      <w:r>
-        <w:rPr>
-          <w:i/>
-          <w:sz w:val="20"/>
-        </w:rPr>
-        <w:t>Kvantitativne metode</w:t>
-      </w:r>
-      <w:r>
-        <w:rPr>
-          <w:i w:val="0"/>
-          <w:sz w:val="20"/>
-        </w:rPr>
-        <w:t>. Kineziološki fakultet Sveučilišta u Zagrebu.</w:t>
-      </w:r>
-    </w:p>
-    <w:p>
-      <w:pPr>
-        <w:ind w:left="454" w:hanging="454"/>
-      </w:pPr>
-      <w:r>
-        <w:rPr>
-          <w:i w:val="0"/>
-          <w:sz w:val="20"/>
-        </w:rPr>
-        <w:t xml:space="preserve">Hyndman, R. J., &amp; Fan, Y. (1996). Sample quantiles in statistical packages. </w:t>
-      </w:r>
-      <w:r>
-        <w:rPr>
-          <w:i/>
-          <w:sz w:val="20"/>
-        </w:rPr>
-        <w:t>The American Statistician</w:t>
-      </w:r>
-      <w:r>
-        <w:rPr>
-          <w:i w:val="0"/>
-          <w:sz w:val="20"/>
-        </w:rPr>
-        <w:t xml:space="preserve">, </w:t>
-      </w:r>
-      <w:r>
-        <w:rPr>
-          <w:i/>
-          <w:sz w:val="20"/>
-        </w:rPr>
-        <w:t>50</w:t>
-      </w:r>
-      <w:r>
-        <w:rPr>
-          <w:i w:val="0"/>
-          <w:sz w:val="20"/>
-        </w:rPr>
-        <w:t>(4), 361–365. https://doi.org/10.1080/00031305.1996.10473566</w:t>
-      </w:r>
-    </w:p>
-    <w:p>
-      <w:pPr>
-        <w:ind w:left="454" w:hanging="454"/>
-      </w:pPr>
-      <w:r>
-        <w:rPr>
-          <w:i w:val="0"/>
-          <w:sz w:val="20"/>
-        </w:rPr>
-        <w:t xml:space="preserve">Mandić, R., Knežević, O. M., Mirkov, D. M., &amp; Jarić, S. (2016). Control strategy of maximum vertical jumps: The preferred countermovement depth may not be fully optimized for jump height. </w:t>
-      </w:r>
-      <w:r>
-        <w:rPr>
-          <w:i/>
-          <w:sz w:val="20"/>
-        </w:rPr>
-        <w:t>Journal of Human Kinetics</w:t>
-      </w:r>
-      <w:r>
-        <w:rPr>
-          <w:i w:val="0"/>
-          <w:sz w:val="20"/>
-        </w:rPr>
-        <w:t xml:space="preserve">, </w:t>
-      </w:r>
-      <w:r>
-        <w:rPr>
-          <w:i/>
-          <w:sz w:val="20"/>
-        </w:rPr>
-        <w:t>52</w:t>
-      </w:r>
-      <w:r>
-        <w:rPr>
-          <w:i w:val="0"/>
-          <w:sz w:val="20"/>
-        </w:rPr>
-        <w:t>, 85–94. https://doi.org/10.1515/hukin-2015-0196</w:t>
-      </w:r>
-    </w:p>
-    <w:p>
-      <w:pPr>
-        <w:ind w:left="454" w:hanging="454"/>
-      </w:pPr>
-      <w:r>
-        <w:rPr>
-          <w:i w:val="0"/>
-          <w:sz w:val="20"/>
-        </w:rPr>
-        <w:t xml:space="preserve">Weir, J. P., &amp; Vincent, W. J. (2021). </w:t>
-      </w:r>
-      <w:r>
-        <w:rPr>
-          <w:i/>
-          <w:sz w:val="20"/>
-        </w:rPr>
-        <w:t>Statistics in kinesiology</w:t>
-      </w:r>
-      <w:r>
-        <w:rPr>
-          <w:i w:val="0"/>
-          <w:sz w:val="20"/>
-        </w:rPr>
-        <w:t xml:space="preserve"> (5th ed.). Human Kinetics.</w:t>
-      </w:r>
-    </w:p>
-    <w:p>
-      <w:pPr>
         <w:spacing w:before="240"/>
       </w:pPr>
       <w:r>
